--- a/ESG_Text_Based_Incentives/Documentation/Reports/05_Project_README.docx
+++ b/ESG_Text_Based_Incentives/Documentation/Reports/05_Project_README.docx
@@ -2,7 +2,7 @@
 <file path=word/document.xml><?xml version="1.0" encoding="utf-8"?>
 <w:document xmlns:w="http://schemas.openxmlformats.org/wordprocessingml/2006/main" xmlns:m="http://schemas.openxmlformats.org/officeDocument/2006/math" xmlns:r="http://schemas.openxmlformats.org/officeDocument/2006/relationships" xmlns:o="urn:schemas-microsoft-com:office:office" xmlns:v="urn:schemas-microsoft-com:vml" xmlns:w10="urn:schemas-microsoft-com:office:word" xmlns:a="http://schemas.openxmlformats.org/drawingml/2006/main" xmlns:pic="http://schemas.openxmlformats.org/drawingml/2006/picture" xmlns:wp="http://schemas.openxmlformats.org/drawingml/2006/wordprocessingDrawing">
   <w:body>
-    <w:bookmarkStart w:id="24" w:name="esg_text_based_incentives"/>
+    <w:bookmarkStart w:id="26" w:name="esg_text_based_incentives"/>
     <w:p>
       <w:pPr>
         <w:pStyle w:val="Heading1"/>
@@ -16,32 +16,118 @@
         <w:pStyle w:val="FirstParagraph"/>
       </w:pPr>
       <w:r>
-        <w:t xml:space="preserve">This project builds a time-consistent, text-based measure of ESG-linked executive incentives from ISS Incentive Lab data covering 1998–2021. The classifier is version v1.0 and its labels are</w:t>
+        <w:t xml:space="preserve">This project builds a time-consistent, text-based measure of ESG-linked executive incentives from ISS Incentive Lab data covering 1998–2021. The current classifier version is set in</w:t>
       </w:r>
       <w:r>
         <w:t xml:space="preserve"> </w:t>
       </w:r>
+      <w:r>
+        <w:rPr>
+          <w:rStyle w:val="VerbatimChar"/>
+        </w:rPr>
+        <w:t xml:space="preserve">Code/config.py</w:t>
+      </w:r>
+      <w:r>
+        <w:t xml:space="preserve"> </w:t>
+      </w:r>
+      <w:r>
+        <w:t xml:space="preserve">(</w:t>
+      </w:r>
+      <w:r>
+        <w:rPr>
+          <w:rStyle w:val="VerbatimChar"/>
+        </w:rPr>
+        <w:t xml:space="preserve">CLASSIFIER_VERSION</w:t>
+      </w:r>
+      <w:r>
+        <w:t xml:space="preserve">; v1.1 at the time of writing).</w:t>
+      </w:r>
+    </w:p>
+    <w:p>
+      <w:pPr>
+        <w:numPr>
+          <w:ilvl w:val="0"/>
+          <w:numId w:val="1001"/>
+        </w:numPr>
+        <w:pStyle w:val="Compact"/>
+      </w:pPr>
       <w:r>
         <w:rPr>
           <w:bCs/>
           <w:b/>
         </w:rPr>
-        <w:t xml:space="preserve">provisional until the human validation is completed</w:t>
-      </w:r>
-      <w:r>
-        <w:t xml:space="preserve">.</w:t>
+        <w:t xml:space="preserve">Provisional labels.</w:t>
+      </w:r>
+      <w:r>
+        <w:t xml:space="preserve"> </w:t>
+      </w:r>
+      <w:r>
+        <w:t xml:space="preserve">All labels stay provisional until the human validation is completed (see</w:t>
+      </w:r>
+      <w:r>
+        <w:t xml:space="preserve"> </w:t>
+      </w:r>
+      <w:r>
+        <w:rPr>
+          <w:rStyle w:val="VerbatimChar"/>
+        </w:rPr>
+        <w:t xml:space="preserve">Validation/validation_status_&lt;version&gt;.json</w:t>
+      </w:r>
+      <w:r>
+        <w:t xml:space="preserve">).</w:t>
       </w:r>
     </w:p>
     <w:p>
       <w:pPr>
-        <w:pStyle w:val="BodyText"/>
-      </w:pPr>
-      <w:r>
+        <w:numPr>
+          <w:ilvl w:val="0"/>
+          <w:numId w:val="1001"/>
+        </w:numPr>
+        <w:pStyle w:val="Compact"/>
+      </w:pPr>
+      <w:r>
+        <w:rPr>
+          <w:bCs/>
+          <w:b/>
+        </w:rPr>
         <w:t xml:space="preserve">Read first:</w:t>
       </w:r>
+    </w:p>
+    <w:p>
+      <w:pPr>
+        <w:numPr>
+          <w:ilvl w:val="1"/>
+          <w:numId w:val="1002"/>
+        </w:numPr>
+        <w:pStyle w:val="Compact"/>
+      </w:pPr>
+      <w:r>
+        <w:t xml:space="preserve">中文使用指南</w:t>
+      </w:r>
       <w:r>
         <w:t xml:space="preserve"> </w:t>
       </w:r>
+      <w:r>
+        <w:rPr>
+          <w:rStyle w:val="VerbatimChar"/>
+        </w:rPr>
+        <w:t xml:space="preserve">Documentation/Reports/06_User_Guide_CN.docx</w:t>
+      </w:r>
+      <w:r>
+        <w:t xml:space="preserve"> </w:t>
+      </w:r>
+      <w:r>
+        <w:t xml:space="preserve">— what the project does, how to read 1/0/. labels and lb/ub bounds, the datasets, FAQ;</w:t>
+      </w:r>
+    </w:p>
+    <w:p>
+      <w:pPr>
+        <w:numPr>
+          <w:ilvl w:val="1"/>
+          <w:numId w:val="1002"/>
+        </w:numPr>
+        <w:pStyle w:val="Compact"/>
+      </w:pPr>
       <w:hyperlink r:id="rId20">
         <w:r>
           <w:rPr>
@@ -51,7 +137,31 @@
         </w:r>
       </w:hyperlink>
       <w:r>
-        <w:t xml:space="preserve">.</w:t>
+        <w:t xml:space="preserve"> </w:t>
+      </w:r>
+      <w:r>
+        <w:t xml:space="preserve">— full methodology, regenerated from the current outputs on every run;</w:t>
+      </w:r>
+    </w:p>
+    <w:p>
+      <w:pPr>
+        <w:numPr>
+          <w:ilvl w:val="1"/>
+          <w:numId w:val="1002"/>
+        </w:numPr>
+        <w:pStyle w:val="Compact"/>
+      </w:pPr>
+      <w:r>
+        <w:rPr>
+          <w:rStyle w:val="VerbatimChar"/>
+        </w:rPr>
+        <w:t xml:space="preserve">Documentation/Reports/07_Review_and_Changes_&lt;version&gt;.docx</w:t>
+      </w:r>
+      <w:r>
+        <w:t xml:space="preserve"> </w:t>
+      </w:r>
+      <w:r>
+        <w:t xml:space="preserve">— what the latest review found and what changed relative to the previous version.</w:t>
       </w:r>
     </w:p>
     <w:bookmarkStart w:id="21" w:name="reproduce"/>
@@ -83,7 +193,7 @@
         <w:rPr>
           <w:rStyle w:val="CommentTok"/>
         </w:rPr>
-        <w:t xml:space="preserve"># plus poppler-utils for pdftotext</w:t>
+        <w:t xml:space="preserve"># plus poppler-utils (pdftotext), node + docx, pandoc for the reports</w:t>
       </w:r>
     </w:p>
     <w:p>
@@ -200,17 +310,25 @@
         <w:rPr>
           <w:rStyle w:val="CommentTok"/>
         </w:rPr>
-        <w:t xml:space="preserve"># or: python master_run.py 06   (restart from step 06)</w:t>
+        <w:t xml:space="preserve"># or: python master_run.py 06   (restart from step 06, e.g. after adding human labels)</w:t>
+      </w:r>
+    </w:p>
+    <w:p>
+      <w:pPr>
+        <w:pStyle w:val="FirstParagraph"/>
+      </w:pPr>
+      <w:r>
+        <w:t xml:space="preserve">Any failing step stops the run; no error is suppressed.</w:t>
       </w:r>
     </w:p>
     <w:bookmarkEnd w:id="21"/>
-    <w:bookmarkStart w:id="22" w:name="layout"/>
+    <w:bookmarkStart w:id="22" w:name="pipeline"/>
     <w:p>
       <w:pPr>
         <w:pStyle w:val="Heading2"/>
       </w:pPr>
       <w:r>
-        <w:t xml:space="preserve">Layout</w:t>
+        <w:t xml:space="preserve">Pipeline</w:t>
       </w:r>
     </w:p>
     <w:tbl>
@@ -236,19 +354,19 @@
               <w:jc w:val="left"/>
             </w:pPr>
             <w:r>
-              <w:t xml:space="preserve">Folder</w:t>
-            </w:r>
-          </w:p>
-        </w:tc>
-        <w:tc>
-          <w:tcPr/>
-          <w:p>
-            <w:pPr>
-              <w:pStyle w:val="Compact"/>
-              <w:jc w:val="left"/>
-            </w:pPr>
-            <w:r>
-              <w:t xml:space="preserve">Content</w:t>
+              <w:t xml:space="preserve">Step</w:t>
+            </w:r>
+          </w:p>
+        </w:tc>
+        <w:tc>
+          <w:tcPr/>
+          <w:p>
+            <w:pPr>
+              <w:pStyle w:val="Compact"/>
+              <w:jc w:val="left"/>
+            </w:pPr>
+            <w:r>
+              <w:t xml:space="preserve">What it does</w:t>
             </w:r>
           </w:p>
         </w:tc>
@@ -262,97 +380,19 @@
               <w:jc w:val="left"/>
             </w:pPr>
             <w:r>
-              <w:rPr>
-                <w:rStyle w:val="VerbatimChar"/>
-              </w:rPr>
-              <w:t xml:space="preserve">Code/</w:t>
-            </w:r>
-          </w:p>
-        </w:tc>
-        <w:tc>
-          <w:tcPr/>
-          <w:p>
-            <w:pPr>
-              <w:pStyle w:val="Compact"/>
-              <w:jc w:val="left"/>
-            </w:pPr>
-            <w:r>
-              <w:t xml:space="preserve">Pipeline steps</w:t>
-            </w:r>
-            <w:r>
-              <w:t xml:space="preserve"> </w:t>
-            </w:r>
-            <w:r>
-              <w:rPr>
-                <w:rStyle w:val="VerbatimChar"/>
-              </w:rPr>
               <w:t xml:space="preserve">01</w:t>
             </w:r>
-            <w:r>
-              <w:t xml:space="preserve">–</w:t>
-            </w:r>
-            <w:r>
-              <w:rPr>
-                <w:rStyle w:val="VerbatimChar"/>
-              </w:rPr>
-              <w:t xml:space="preserve">18</w:t>
-            </w:r>
-            <w:r>
-              <w:t xml:space="preserve">,</w:t>
-            </w:r>
-            <w:r>
-              <w:t xml:space="preserve"> </w:t>
-            </w:r>
-            <w:r>
-              <w:rPr>
-                <w:rStyle w:val="VerbatimChar"/>
-              </w:rPr>
-              <w:t xml:space="preserve">master_run.py</w:t>
-            </w:r>
-            <w:r>
-              <w:t xml:space="preserve">. Step 16 runs the independent quality audit, step 17 builds the Word reports and step 18 builds the audit archive. The rule dictionary is in</w:t>
-            </w:r>
-            <w:r>
-              <w:t xml:space="preserve"> </w:t>
-            </w:r>
-            <w:r>
-              <w:rPr>
-                <w:rStyle w:val="VerbatimChar"/>
-              </w:rPr>
-              <w:t xml:space="preserve">esg_rules.py</w:t>
-            </w:r>
-            <w:r>
-              <w:t xml:space="preserve"> </w:t>
-            </w:r>
-            <w:r>
-              <w:t xml:space="preserve">and the engine in</w:t>
-            </w:r>
-            <w:r>
-              <w:t xml:space="preserve"> </w:t>
-            </w:r>
-            <w:r>
-              <w:rPr>
-                <w:rStyle w:val="VerbatimChar"/>
-              </w:rPr>
-              <w:t xml:space="preserve">classify.py</w:t>
-            </w:r>
-            <w:r>
-              <w:t xml:space="preserve">;</w:t>
-            </w:r>
-            <w:r>
-              <w:t xml:space="preserve"> </w:t>
-            </w:r>
-            <w:r>
-              <w:rPr>
-                <w:rStyle w:val="VerbatimChar"/>
-              </w:rPr>
-              <w:t xml:space="preserve">aggregate.py</w:t>
-            </w:r>
-            <w:r>
-              <w:t xml:space="preserve"> </w:t>
-            </w:r>
-            <w:r>
-              <w:t xml:space="preserve">holds the shared measure definitions</w:t>
+          </w:p>
+        </w:tc>
+        <w:tc>
+          <w:tcPr/>
+          <w:p>
+            <w:pPr>
+              <w:pStyle w:val="Compact"/>
+              <w:jc w:val="left"/>
+            </w:pPr>
+            <w:r>
+              <w:t xml:space="preserve">Inventory of the 18 raw files (rows, keys, missing codes)</w:t>
             </w:r>
           </w:p>
         </w:tc>
@@ -366,22 +406,19 @@
               <w:jc w:val="left"/>
             </w:pPr>
             <w:r>
-              <w:rPr>
-                <w:rStyle w:val="VerbatimChar"/>
-              </w:rPr>
-              <w:t xml:space="preserve">Dictionaries/</w:t>
-            </w:r>
-          </w:p>
-        </w:tc>
-        <w:tc>
-          <w:tcPr/>
-          <w:p>
-            <w:pPr>
-              <w:pStyle w:val="Compact"/>
-              <w:jc w:val="left"/>
-            </w:pPr>
-            <w:r>
-              <w:t xml:space="preserve">Deliverables (a)–(c): (a) the AGHJ (2025) 953 keywords; (b) the revised rules, the review of every paper keyword, and new expressions; (c) the change log</w:t>
+              <w:t xml:space="preserve">02</w:t>
+            </w:r>
+          </w:p>
+        </w:tc>
+        <w:tc>
+          <w:tcPr/>
+          <w:p>
+            <w:pPr>
+              <w:pStyle w:val="Compact"/>
+              <w:jc w:val="left"/>
+            </w:pPr>
+            <w:r>
+              <w:t xml:space="preserve">The 953 AGHJ (2025) keywords, extracted verbatim with page numbers</w:t>
             </w:r>
           </w:p>
         </w:tc>
@@ -395,22 +432,19 @@
               <w:jc w:val="left"/>
             </w:pPr>
             <w:r>
-              <w:rPr>
-                <w:rStyle w:val="VerbatimChar"/>
-              </w:rPr>
-              <w:t xml:space="preserve">Data/Intermediate/</w:t>
-            </w:r>
-          </w:p>
-        </w:tc>
-        <w:tc>
-          <w:tcPr/>
-          <w:p>
-            <w:pPr>
-              <w:pStyle w:val="Compact"/>
-              <w:jc w:val="left"/>
-            </w:pPr>
-            <w:r>
-              <w:t xml:space="preserve">Parquet intermediates and audit tables. Git-ignored because they contain ISS data</w:t>
+              <w:t xml:space="preserve">03</w:t>
+            </w:r>
+          </w:p>
+        </w:tc>
+        <w:tc>
+          <w:tcPr/>
+          <w:p>
+            <w:pPr>
+              <w:pStyle w:val="Compact"/>
+              <w:jc w:val="left"/>
+            </w:pPr>
+            <w:r>
+              <w:t xml:space="preserve">Stacks absolute / relative / accelerated goal records on their true key and attaches grant attributes</w:t>
             </w:r>
           </w:p>
         </w:tc>
@@ -424,49 +458,40 @@
               <w:jc w:val="left"/>
             </w:pPr>
             <w:r>
-              <w:rPr>
-                <w:rStyle w:val="VerbatimChar"/>
-              </w:rPr>
-              <w:t xml:space="preserve">Data/Final/</w:t>
-            </w:r>
-          </w:p>
-        </w:tc>
-        <w:tc>
-          <w:tcPr/>
-          <w:p>
-            <w:pPr>
-              <w:pStyle w:val="Compact"/>
-              <w:jc w:val="left"/>
-            </w:pPr>
-            <w:r>
-              <w:t xml:space="preserve">The 7 required</w:t>
-            </w:r>
-            <w:r>
-              <w:t xml:space="preserve"> </w:t>
-            </w:r>
-            <w:r>
-              <w:rPr>
-                <w:rStyle w:val="VerbatimChar"/>
-              </w:rPr>
-              <w:t xml:space="preserve">.dta</w:t>
-            </w:r>
-            <w:r>
-              <w:t xml:space="preserve"> </w:t>
-            </w:r>
-            <w:r>
-              <w:t xml:space="preserve">datasets plus</w:t>
-            </w:r>
-            <w:r>
-              <w:t xml:space="preserve"> </w:t>
-            </w:r>
-            <w:r>
-              <w:rPr>
-                <w:rStyle w:val="VerbatimChar"/>
-              </w:rPr>
-              <w:t xml:space="preserve">ESG_Goal_Record_Classification.dta</w:t>
-            </w:r>
-            <w:r>
-              <w:t xml:space="preserve">. Git-ignored</w:t>
+              <w:t xml:space="preserve">04</w:t>
+            </w:r>
+          </w:p>
+        </w:tc>
+        <w:tc>
+          <w:tcPr/>
+          <w:p>
+            <w:pPr>
+              <w:pStyle w:val="Compact"/>
+              <w:jc w:val="left"/>
+            </w:pPr>
+            <w:r>
+              <w:t xml:space="preserve">Builds the classification units (metric + normalised metricOther) and classifies them (</w:t>
+            </w:r>
+            <w:r>
+              <w:rPr>
+                <w:rStyle w:val="VerbatimChar"/>
+              </w:rPr>
+              <w:t xml:space="preserve">esg_rules.py</w:t>
+            </w:r>
+            <w:r>
+              <w:t xml:space="preserve">,</w:t>
+            </w:r>
+            <w:r>
+              <w:t xml:space="preserve"> </w:t>
+            </w:r>
+            <w:r>
+              <w:rPr>
+                <w:rStyle w:val="VerbatimChar"/>
+              </w:rPr>
+              <w:t xml:space="preserve">classify.py</w:t>
+            </w:r>
+            <w:r>
+              <w:t xml:space="preserve">)</w:t>
             </w:r>
           </w:p>
         </w:tc>
@@ -480,37 +505,19 @@
               <w:jc w:val="left"/>
             </w:pPr>
             <w:r>
-              <w:rPr>
-                <w:rStyle w:val="VerbatimChar"/>
-              </w:rPr>
-              <w:t xml:space="preserve">Validation/</w:t>
-            </w:r>
-          </w:p>
-        </w:tc>
-        <w:tc>
-          <w:tcPr/>
-          <w:p>
-            <w:pPr>
-              <w:pStyle w:val="Compact"/>
-              <w:jc w:val="left"/>
-            </w:pPr>
-            <w:r>
-              <w:t xml:space="preserve">Deliverable (e), part 1: the paper-vs-revised comparison. Also the blind validation sample, coding guidelines, the review queue and the scoring code. Files ending in</w:t>
-            </w:r>
-            <w:r>
-              <w:t xml:space="preserve"> </w:t>
-            </w:r>
-            <w:r>
-              <w:rPr>
-                <w:rStyle w:val="VerbatimChar"/>
-              </w:rPr>
-              <w:t xml:space="preserve">_local.csv</w:t>
-            </w:r>
-            <w:r>
-              <w:t xml:space="preserve"> </w:t>
-            </w:r>
-            <w:r>
-              <w:t xml:space="preserve">contain ISS text and are git-ignored</w:t>
+              <w:t xml:space="preserve">05</w:t>
+            </w:r>
+          </w:p>
+        </w:tc>
+        <w:tc>
+          <w:tcPr/>
+          <w:p>
+            <w:pPr>
+              <w:pStyle w:val="Compact"/>
+              <w:jc w:val="left"/>
+            </w:pPr>
+            <w:r>
+              <w:t xml:space="preserve">Dictionary deliverables (a)–(c)</w:t>
             </w:r>
           </w:p>
         </w:tc>
@@ -524,22 +531,31 @@
               <w:jc w:val="left"/>
             </w:pPr>
             <w:r>
-              <w:rPr>
-                <w:rStyle w:val="VerbatimChar"/>
-              </w:rPr>
-              <w:t xml:space="preserve">Annual_Analysis/</w:t>
-            </w:r>
-          </w:p>
-        </w:tc>
-        <w:tc>
-          <w:tcPr/>
-          <w:p>
-            <w:pPr>
-              <w:pStyle w:val="Compact"/>
-              <w:jc w:val="left"/>
-            </w:pPr>
-            <w:r>
-              <w:t xml:space="preserve">Annual trends for 1998–2021 and the 2018-break analysis</w:t>
+              <w:t xml:space="preserve">06–11</w:t>
+            </w:r>
+          </w:p>
+        </w:tc>
+        <w:tc>
+          <w:tcPr/>
+          <w:p>
+            <w:pPr>
+              <w:pStyle w:val="Compact"/>
+              <w:jc w:val="left"/>
+            </w:pPr>
+            <w:r>
+              <w:t xml:space="preserve">Datasets A–G (</w:t>
+            </w:r>
+            <w:r>
+              <w:rPr>
+                <w:rStyle w:val="VerbatimChar"/>
+              </w:rPr>
+              <w:t xml:space="preserve">aggregate.py</w:t>
+            </w:r>
+            <w:r>
+              <w:t xml:space="preserve"> </w:t>
+            </w:r>
+            <w:r>
+              <w:t xml:space="preserve">holds the shared measure definitions)</w:t>
             </w:r>
           </w:p>
         </w:tc>
@@ -553,85 +569,19 @@
               <w:jc w:val="left"/>
             </w:pPr>
             <w:r>
-              <w:rPr>
-                <w:rStyle w:val="VerbatimChar"/>
-              </w:rPr>
-              <w:t xml:space="preserve">Documentation/</w:t>
-            </w:r>
-          </w:p>
-        </w:tc>
-        <w:tc>
-          <w:tcPr/>
-          <w:p>
-            <w:pPr>
-              <w:pStyle w:val="Compact"/>
-              <w:jc w:val="left"/>
-            </w:pPr>
-            <w:r>
-              <w:t xml:space="preserve">The report,</w:t>
-            </w:r>
-            <w:r>
-              <w:t xml:space="preserve"> </w:t>
-            </w:r>
-            <w:r>
-              <w:rPr>
-                <w:rStyle w:val="VerbatimChar"/>
-              </w:rPr>
-              <w:t xml:space="preserve">variable_dictionary.csv</w:t>
-            </w:r>
-            <w:r>
-              <w:t xml:space="preserve"> </w:t>
-            </w:r>
-            <w:r>
-              <w:t xml:space="preserve">(459 variables),</w:t>
-            </w:r>
-            <w:r>
-              <w:t xml:space="preserve"> </w:t>
-            </w:r>
-            <w:r>
-              <w:rPr>
-                <w:rStyle w:val="VerbatimChar"/>
-              </w:rPr>
-              <w:t xml:space="preserve">dataset_summary.csv</w:t>
-            </w:r>
-            <w:r>
-              <w:t xml:space="preserve">, the data inventory and</w:t>
-            </w:r>
-            <w:r>
-              <w:t xml:space="preserve"> </w:t>
-            </w:r>
-            <w:r>
-              <w:rPr>
-                <w:rStyle w:val="VerbatimChar"/>
-              </w:rPr>
-              <w:t xml:space="preserve">quality_audit_results.csv</w:t>
-            </w:r>
-            <w:r>
-              <w:t xml:space="preserve">.</w:t>
-            </w:r>
-            <w:r>
-              <w:t xml:space="preserve"> </w:t>
-            </w:r>
-            <w:r>
-              <w:rPr>
-                <w:rStyle w:val="VerbatimChar"/>
-              </w:rPr>
-              <w:t xml:space="preserve">Reports/</w:t>
-            </w:r>
-            <w:r>
-              <w:t xml:space="preserve"> </w:t>
-            </w:r>
-            <w:r>
-              <w:t xml:space="preserve">holds the Word versions: quality audit report, process record, methodology report, coding guidelines and README. The conversation archive (</w:t>
-            </w:r>
-            <w:r>
-              <w:rPr>
-                <w:rStyle w:val="VerbatimChar"/>
-              </w:rPr>
-              <w:t xml:space="preserve">*_local.docx</w:t>
-            </w:r>
-            <w:r>
-              <w:t xml:space="preserve">) is git-ignored</w:t>
+              <w:t xml:space="preserve">12</w:t>
+            </w:r>
+          </w:p>
+        </w:tc>
+        <w:tc>
+          <w:tcPr/>
+          <w:p>
+            <w:pPr>
+              <w:pStyle w:val="Compact"/>
+              <w:jc w:val="left"/>
+            </w:pPr>
+            <w:r>
+              <w:t xml:space="preserve">Paper-vs-revised comparison and a replication of AGHJ Table 1</w:t>
             </w:r>
           </w:p>
         </w:tc>
@@ -645,28 +595,19 @@
               <w:jc w:val="left"/>
             </w:pPr>
             <w:r>
-              <w:rPr>
-                <w:rStyle w:val="VerbatimChar"/>
-              </w:rPr>
-              <w:t xml:space="preserve">../Audit_Archive/</w:t>
-            </w:r>
-            <w:r>
-              <w:t xml:space="preserve"> </w:t>
-            </w:r>
-            <w:r>
-              <w:t xml:space="preserve">(local only)</w:t>
-            </w:r>
-          </w:p>
-        </w:tc>
-        <w:tc>
-          <w:tcPr/>
-          <w:p>
-            <w:pPr>
-              <w:pStyle w:val="Compact"/>
-              <w:jc w:val="left"/>
-            </w:pPr>
-            <w:r>
-              <w:t xml:space="preserve">Zipped audit archive containing the whole project, data, inputs, session transcript, git bundle and environment, with a SHA-256 manifest. It is regenerated by step 18</w:t>
+              <w:t xml:space="preserve">13</w:t>
+            </w:r>
+          </w:p>
+        </w:tc>
+        <w:tc>
+          <w:tcPr/>
+          <w:p>
+            <w:pPr>
+              <w:pStyle w:val="Compact"/>
+              <w:jc w:val="left"/>
+            </w:pPr>
+            <w:r>
+              <w:t xml:space="preserve">Frozen validation sample, coding sheets, scoring (only when human labels exist)</w:t>
             </w:r>
           </w:p>
         </w:tc>
@@ -680,44 +621,189 @@
               <w:jc w:val="left"/>
             </w:pPr>
             <w:r>
-              <w:rPr>
-                <w:rStyle w:val="VerbatimChar"/>
-              </w:rPr>
-              <w:t xml:space="preserve">Logs/</w:t>
-            </w:r>
-          </w:p>
-        </w:tc>
-        <w:tc>
-          <w:tcPr/>
-          <w:p>
-            <w:pPr>
-              <w:pStyle w:val="Compact"/>
-              <w:jc w:val="left"/>
-            </w:pPr>
-            <w:r>
-              <w:t xml:space="preserve">One log per step, plus</w:t>
-            </w:r>
-            <w:r>
-              <w:t xml:space="preserve"> </w:t>
-            </w:r>
-            <w:r>
-              <w:rPr>
-                <w:rStyle w:val="VerbatimChar"/>
-              </w:rPr>
-              <w:t xml:space="preserve">master_run.log</w:t>
+              <w:t xml:space="preserve">14</w:t>
+            </w:r>
+          </w:p>
+        </w:tc>
+        <w:tc>
+          <w:tcPr/>
+          <w:p>
+            <w:pPr>
+              <w:pStyle w:val="Compact"/>
+              <w:jc w:val="left"/>
+            </w:pPr>
+            <w:r>
+              <w:t xml:space="preserve">Annual trends and the 2018-break analysis</w:t>
+            </w:r>
+          </w:p>
+        </w:tc>
+      </w:tr>
+      <w:tr>
+        <w:tc>
+          <w:tcPr/>
+          <w:p>
+            <w:pPr>
+              <w:pStyle w:val="Compact"/>
+              <w:jc w:val="left"/>
+            </w:pPr>
+            <w:r>
+              <w:t xml:space="preserve">15</w:t>
+            </w:r>
+          </w:p>
+        </w:tc>
+        <w:tc>
+          <w:tcPr/>
+          <w:p>
+            <w:pPr>
+              <w:pStyle w:val="Compact"/>
+              <w:jc w:val="left"/>
+            </w:pPr>
+            <w:r>
+              <w:t xml:space="preserve">Variable dictionary</w:t>
+            </w:r>
+          </w:p>
+        </w:tc>
+      </w:tr>
+      <w:tr>
+        <w:tc>
+          <w:tcPr/>
+          <w:p>
+            <w:pPr>
+              <w:pStyle w:val="Compact"/>
+              <w:jc w:val="left"/>
+            </w:pPr>
+            <w:r>
+              <w:t xml:space="preserve">16</w:t>
+            </w:r>
+          </w:p>
+        </w:tc>
+        <w:tc>
+          <w:tcPr/>
+          <w:p>
+            <w:pPr>
+              <w:pStyle w:val="Compact"/>
+              <w:jc w:val="left"/>
+            </w:pPr>
+            <w:r>
+              <w:t xml:space="preserve">Independent quality audit (re-reads the final</w:t>
+            </w:r>
+            <w:r>
+              <w:t xml:space="preserve"> </w:t>
+            </w:r>
+            <w:r>
+              <w:rPr>
+                <w:rStyle w:val="VerbatimChar"/>
+              </w:rPr>
+              <w:t xml:space="preserve">.dta</w:t>
+            </w:r>
+            <w:r>
+              <w:t xml:space="preserve"> </w:t>
+            </w:r>
+            <w:r>
+              <w:t xml:space="preserve">files and re-derives the measures)</w:t>
+            </w:r>
+          </w:p>
+        </w:tc>
+      </w:tr>
+      <w:tr>
+        <w:tc>
+          <w:tcPr/>
+          <w:p>
+            <w:pPr>
+              <w:pStyle w:val="Compact"/>
+              <w:jc w:val="left"/>
+            </w:pPr>
+            <w:r>
+              <w:t xml:space="preserve">17</w:t>
+            </w:r>
+          </w:p>
+        </w:tc>
+        <w:tc>
+          <w:tcPr/>
+          <w:p>
+            <w:pPr>
+              <w:pStyle w:val="Compact"/>
+              <w:jc w:val="left"/>
+            </w:pPr>
+            <w:r>
+              <w:t xml:space="preserve">Version comparison and review-findings register</w:t>
+            </w:r>
+          </w:p>
+        </w:tc>
+      </w:tr>
+      <w:tr>
+        <w:tc>
+          <w:tcPr/>
+          <w:p>
+            <w:pPr>
+              <w:pStyle w:val="Compact"/>
+              <w:jc w:val="left"/>
+            </w:pPr>
+            <w:r>
+              <w:t xml:space="preserve">18</w:t>
+            </w:r>
+          </w:p>
+        </w:tc>
+        <w:tc>
+          <w:tcPr/>
+          <w:p>
+            <w:pPr>
+              <w:pStyle w:val="Compact"/>
+              <w:jc w:val="left"/>
+            </w:pPr>
+            <w:r>
+              <w:t xml:space="preserve">All reports, regenerated with numbers taken from the outputs. The methodology narrative is in</w:t>
+            </w:r>
+            <w:r>
+              <w:t xml:space="preserve"> </w:t>
+            </w:r>
+            <w:r>
+              <w:rPr>
+                <w:rStyle w:val="VerbatimChar"/>
+              </w:rPr>
+              <w:t xml:space="preserve">Code/docgen/methodology_template.md</w:t>
+            </w:r>
+            <w:r>
+              <w:t xml:space="preserve">, and its interpretive statements are checked against the data</w:t>
+            </w:r>
+          </w:p>
+        </w:tc>
+      </w:tr>
+      <w:tr>
+        <w:tc>
+          <w:tcPr/>
+          <w:p>
+            <w:pPr>
+              <w:pStyle w:val="Compact"/>
+              <w:jc w:val="left"/>
+            </w:pPr>
+            <w:r>
+              <w:t xml:space="preserve">19</w:t>
+            </w:r>
+          </w:p>
+        </w:tc>
+        <w:tc>
+          <w:tcPr/>
+          <w:p>
+            <w:pPr>
+              <w:pStyle w:val="Compact"/>
+              <w:jc w:val="left"/>
+            </w:pPr>
+            <w:r>
+              <w:t xml:space="preserve">Local audit archive (zip with SHA-256 manifest)</w:t>
             </w:r>
           </w:p>
         </w:tc>
       </w:tr>
     </w:tbl>
     <w:bookmarkEnd w:id="22"/>
-    <w:bookmarkStart w:id="23" w:name="deliverables-ae-of-the-dictionary-task"/>
+    <w:bookmarkStart w:id="23" w:name="layout"/>
     <w:p>
       <w:pPr>
         <w:pStyle w:val="Heading2"/>
       </w:pPr>
       <w:r>
-        <w:t xml:space="preserve">Deliverables (a)–(e) of the dictionary task</w:t>
+        <w:t xml:space="preserve">Layout</w:t>
       </w:r>
     </w:p>
     <w:tbl>
@@ -743,19 +829,19 @@
               <w:jc w:val="left"/>
             </w:pPr>
             <w:r>
-              <w:t xml:space="preserve">Deliverable</w:t>
-            </w:r>
-          </w:p>
-        </w:tc>
-        <w:tc>
-          <w:tcPr/>
-          <w:p>
-            <w:pPr>
-              <w:pStyle w:val="Compact"/>
-              <w:jc w:val="left"/>
-            </w:pPr>
-            <w:r>
-              <w:t xml:space="preserve">Files</w:t>
+              <w:t xml:space="preserve">Folder</w:t>
+            </w:r>
+          </w:p>
+        </w:tc>
+        <w:tc>
+          <w:tcPr/>
+          <w:p>
+            <w:pPr>
+              <w:pStyle w:val="Compact"/>
+              <w:jc w:val="left"/>
+            </w:pPr>
+            <w:r>
+              <w:t xml:space="preserve">Content</w:t>
             </w:r>
           </w:p>
         </w:tc>
@@ -769,34 +855,118 @@
               <w:jc w:val="left"/>
             </w:pPr>
             <w:r>
-              <w:t xml:space="preserve">(a) original paper dictionary</w:t>
-            </w:r>
-          </w:p>
-        </w:tc>
-        <w:tc>
-          <w:tcPr/>
-          <w:p>
-            <w:pPr>
-              <w:pStyle w:val="Compact"/>
-              <w:jc w:val="left"/>
-            </w:pPr>
-            <w:r>
-              <w:rPr>
-                <w:rStyle w:val="VerbatimChar"/>
-              </w:rPr>
-              <w:t xml:space="preserve">Dictionaries/a_paper_dictionary_AGHJ2025_953.csv</w:t>
-            </w:r>
-            <w:r>
-              <w:t xml:space="preserve">,</w:t>
-            </w:r>
-            <w:r>
-              <w:t xml:space="preserve"> </w:t>
-            </w:r>
-            <w:r>
-              <w:rPr>
-                <w:rStyle w:val="VerbatimChar"/>
-              </w:rPr>
-              <w:t xml:space="preserve">a_paper_removed_keywords_examples_A4.csv</w:t>
+              <w:rPr>
+                <w:rStyle w:val="VerbatimChar"/>
+              </w:rPr>
+              <w:t xml:space="preserve">Code/</w:t>
+            </w:r>
+          </w:p>
+        </w:tc>
+        <w:tc>
+          <w:tcPr/>
+          <w:p>
+            <w:pPr>
+              <w:pStyle w:val="Compact"/>
+              <w:jc w:val="left"/>
+            </w:pPr>
+            <w:r>
+              <w:t xml:space="preserve">Pipeline steps</w:t>
+            </w:r>
+            <w:r>
+              <w:t xml:space="preserve"> </w:t>
+            </w:r>
+            <w:r>
+              <w:rPr>
+                <w:rStyle w:val="VerbatimChar"/>
+              </w:rPr>
+              <w:t xml:space="preserve">01</w:t>
+            </w:r>
+            <w:r>
+              <w:t xml:space="preserve">–</w:t>
+            </w:r>
+            <w:r>
+              <w:rPr>
+                <w:rStyle w:val="VerbatimChar"/>
+              </w:rPr>
+              <w:t xml:space="preserve">19</w:t>
+            </w:r>
+            <w:r>
+              <w:t xml:space="preserve"> </w:t>
+            </w:r>
+            <w:r>
+              <w:t xml:space="preserve">and</w:t>
+            </w:r>
+            <w:r>
+              <w:t xml:space="preserve"> </w:t>
+            </w:r>
+            <w:r>
+              <w:rPr>
+                <w:rStyle w:val="VerbatimChar"/>
+              </w:rPr>
+              <w:t xml:space="preserve">master_run.py</w:t>
+            </w:r>
+            <w:r>
+              <w:t xml:space="preserve">. The rule dictionary is in</w:t>
+            </w:r>
+            <w:r>
+              <w:t xml:space="preserve"> </w:t>
+            </w:r>
+            <w:r>
+              <w:rPr>
+                <w:rStyle w:val="VerbatimChar"/>
+              </w:rPr>
+              <w:t xml:space="preserve">esg_rules.py</w:t>
+            </w:r>
+            <w:r>
+              <w:t xml:space="preserve">, the engine in</w:t>
+            </w:r>
+            <w:r>
+              <w:t xml:space="preserve"> </w:t>
+            </w:r>
+            <w:r>
+              <w:rPr>
+                <w:rStyle w:val="VerbatimChar"/>
+              </w:rPr>
+              <w:t xml:space="preserve">classify.py</w:t>
+            </w:r>
+            <w:r>
+              <w:t xml:space="preserve">, the measure definitions in</w:t>
+            </w:r>
+            <w:r>
+              <w:t xml:space="preserve"> </w:t>
+            </w:r>
+            <w:r>
+              <w:rPr>
+                <w:rStyle w:val="VerbatimChar"/>
+              </w:rPr>
+              <w:t xml:space="preserve">aggregate.py</w:t>
+            </w:r>
+            <w:r>
+              <w:t xml:space="preserve">, the human-label loader in</w:t>
+            </w:r>
+            <w:r>
+              <w:t xml:space="preserve"> </w:t>
+            </w:r>
+            <w:r>
+              <w:rPr>
+                <w:rStyle w:val="VerbatimChar"/>
+              </w:rPr>
+              <w:t xml:space="preserve">humanlabels.py</w:t>
+            </w:r>
+            <w:r>
+              <w:t xml:space="preserve"> </w:t>
+            </w:r>
+            <w:r>
+              <w:t xml:space="preserve">and the report numbers in</w:t>
+            </w:r>
+            <w:r>
+              <w:t xml:space="preserve"> </w:t>
+            </w:r>
+            <w:r>
+              <w:rPr>
+                <w:rStyle w:val="VerbatimChar"/>
+              </w:rPr>
+              <w:t xml:space="preserve">report_values.py</w:t>
             </w:r>
           </w:p>
         </w:tc>
@@ -810,46 +980,37 @@
               <w:jc w:val="left"/>
             </w:pPr>
             <w:r>
-              <w:t xml:space="preserve">(b) revised dictionary</w:t>
-            </w:r>
-          </w:p>
-        </w:tc>
-        <w:tc>
-          <w:tcPr/>
-          <w:p>
-            <w:pPr>
-              <w:pStyle w:val="Compact"/>
-              <w:jc w:val="left"/>
-            </w:pPr>
-            <w:r>
-              <w:rPr>
-                <w:rStyle w:val="VerbatimChar"/>
-              </w:rPr>
-              <w:t xml:space="preserve">Dictionaries/b_revised_rules_v1.0.csv</w:t>
-            </w:r>
-            <w:r>
-              <w:t xml:space="preserve">,</w:t>
-            </w:r>
-            <w:r>
-              <w:t xml:space="preserve"> </w:t>
-            </w:r>
-            <w:r>
-              <w:rPr>
-                <w:rStyle w:val="VerbatimChar"/>
-              </w:rPr>
-              <w:t xml:space="preserve">b_paper_keyword_review_v1.0.csv</w:t>
-            </w:r>
-            <w:r>
-              <w:t xml:space="preserve">,</w:t>
-            </w:r>
-            <w:r>
-              <w:t xml:space="preserve"> </w:t>
-            </w:r>
-            <w:r>
-              <w:rPr>
-                <w:rStyle w:val="VerbatimChar"/>
-              </w:rPr>
-              <w:t xml:space="preserve">b_new_expressions_v1.0.csv</w:t>
+              <w:rPr>
+                <w:rStyle w:val="VerbatimChar"/>
+              </w:rPr>
+              <w:t xml:space="preserve">Dictionaries/</w:t>
+            </w:r>
+          </w:p>
+        </w:tc>
+        <w:tc>
+          <w:tcPr/>
+          <w:p>
+            <w:pPr>
+              <w:pStyle w:val="Compact"/>
+              <w:jc w:val="left"/>
+            </w:pPr>
+            <w:r>
+              <w:t xml:space="preserve">Deliverables (a)–(c): (a) the AGHJ (2025) 953 keywords; (b) the revised rules (with each rule's change in this version), the review of every paper keyword, new expressions and rule-match examples; (c) the change log.</w:t>
+            </w:r>
+            <w:r>
+              <w:t xml:space="preserve"> </w:t>
+            </w:r>
+            <w:r>
+              <w:rPr>
+                <w:rStyle w:val="VerbatimChar"/>
+              </w:rPr>
+              <w:t xml:space="preserve">local/</w:t>
+            </w:r>
+            <w:r>
+              <w:t xml:space="preserve"> </w:t>
+            </w:r>
+            <w:r>
+              <w:t xml:space="preserve">holds ISS text examples (git-ignored)</w:t>
             </w:r>
           </w:p>
         </w:tc>
@@ -863,22 +1024,34 @@
               <w:jc w:val="left"/>
             </w:pPr>
             <w:r>
-              <w:t xml:space="preserve">(c) change log</w:t>
-            </w:r>
-          </w:p>
-        </w:tc>
-        <w:tc>
-          <w:tcPr/>
-          <w:p>
-            <w:pPr>
-              <w:pStyle w:val="Compact"/>
-              <w:jc w:val="left"/>
-            </w:pPr>
-            <w:r>
-              <w:rPr>
-                <w:rStyle w:val="VerbatimChar"/>
-              </w:rPr>
-              <w:t xml:space="preserve">Dictionaries/c_change_log.csv</w:t>
+              <w:rPr>
+                <w:rStyle w:val="VerbatimChar"/>
+              </w:rPr>
+              <w:t xml:space="preserve">Data/Intermediate/</w:t>
+            </w:r>
+          </w:p>
+        </w:tc>
+        <w:tc>
+          <w:tcPr/>
+          <w:p>
+            <w:pPr>
+              <w:pStyle w:val="Compact"/>
+              <w:jc w:val="left"/>
+            </w:pPr>
+            <w:r>
+              <w:t xml:space="preserve">Parquet intermediates, audit tables and</w:t>
+            </w:r>
+            <w:r>
+              <w:t xml:space="preserve"> </w:t>
+            </w:r>
+            <w:r>
+              <w:rPr>
+                <w:rStyle w:val="VerbatimChar"/>
+              </w:rPr>
+              <w:t xml:space="preserve">snapshot_&lt;previous version&gt;/</w:t>
+            </w:r>
+            <w:r>
+              <w:t xml:space="preserve">. Git-ignored because they contain ISS data</w:t>
             </w:r>
           </w:p>
         </w:tc>
@@ -892,25 +1065,37 @@
               <w:jc w:val="left"/>
             </w:pPr>
             <w:r>
-              <w:t xml:space="preserve">(d) KPI-level results and reasons</w:t>
-            </w:r>
-          </w:p>
-        </w:tc>
-        <w:tc>
-          <w:tcPr/>
-          <w:p>
-            <w:pPr>
-              <w:pStyle w:val="Compact"/>
-              <w:jc w:val="left"/>
-            </w:pPr>
-            <w:r>
-              <w:rPr>
-                <w:rStyle w:val="VerbatimChar"/>
-              </w:rPr>
-              <w:t xml:space="preserve">Data/Final/ESG_KPI_Master.dta</w:t>
-            </w:r>
-            <w:r>
-              <w:t xml:space="preserve">,</w:t>
+              <w:rPr>
+                <w:rStyle w:val="VerbatimChar"/>
+              </w:rPr>
+              <w:t xml:space="preserve">Data/Final/</w:t>
+            </w:r>
+          </w:p>
+        </w:tc>
+        <w:tc>
+          <w:tcPr/>
+          <w:p>
+            <w:pPr>
+              <w:pStyle w:val="Compact"/>
+              <w:jc w:val="left"/>
+            </w:pPr>
+            <w:r>
+              <w:t xml:space="preserve">The 7 required</w:t>
+            </w:r>
+            <w:r>
+              <w:t xml:space="preserve"> </w:t>
+            </w:r>
+            <w:r>
+              <w:rPr>
+                <w:rStyle w:val="VerbatimChar"/>
+              </w:rPr>
+              <w:t xml:space="preserve">.dta</w:t>
+            </w:r>
+            <w:r>
+              <w:t xml:space="preserve"> </w:t>
+            </w:r>
+            <w:r>
+              <w:t xml:space="preserve">datasets plus</w:t>
             </w:r>
             <w:r>
               <w:t xml:space="preserve"> </w:t>
@@ -922,49 +1107,7 @@
               <w:t xml:space="preserve">ESG_Goal_Record_Classification.dta</w:t>
             </w:r>
             <w:r>
-              <w:t xml:space="preserve">,</w:t>
-            </w:r>
-            <w:r>
-              <w:t xml:space="preserve"> </w:t>
-            </w:r>
-            <w:r>
-              <w:rPr>
-                <w:rStyle w:val="VerbatimChar"/>
-              </w:rPr>
-              <w:t xml:space="preserve">ESG_Text_Dictionary.dta</w:t>
-            </w:r>
-            <w:r>
-              <w:t xml:space="preserve">. See the</w:t>
-            </w:r>
-            <w:r>
-              <w:t xml:space="preserve"> </w:t>
-            </w:r>
-            <w:r>
-              <w:rPr>
-                <w:rStyle w:val="VerbatimChar"/>
-              </w:rPr>
-              <w:t xml:space="preserve">classification_reason</w:t>
-            </w:r>
-            <w:r>
-              <w:t xml:space="preserve"> </w:t>
-            </w:r>
-            <w:r>
-              <w:t xml:space="preserve">and</w:t>
-            </w:r>
-            <w:r>
-              <w:t xml:space="preserve"> </w:t>
-            </w:r>
-            <w:r>
-              <w:rPr>
-                <w:rStyle w:val="VerbatimChar"/>
-              </w:rPr>
-              <w:t xml:space="preserve">rule_ids</w:t>
-            </w:r>
-            <w:r>
-              <w:t xml:space="preserve"> </w:t>
-            </w:r>
-            <w:r>
-              <w:t xml:space="preserve">columns</w:t>
+              <w:t xml:space="preserve">. Git-ignored</w:t>
             </w:r>
           </w:p>
         </w:tc>
@@ -978,22 +1121,119 @@
               <w:jc w:val="left"/>
             </w:pPr>
             <w:r>
-              <w:t xml:space="preserve">(e) comparison and validation</w:t>
-            </w:r>
-          </w:p>
-        </w:tc>
-        <w:tc>
-          <w:tcPr/>
-          <w:p>
-            <w:pPr>
-              <w:pStyle w:val="Compact"/>
-              <w:jc w:val="left"/>
-            </w:pPr>
-            <w:r>
-              <w:rPr>
-                <w:rStyle w:val="VerbatimChar"/>
-              </w:rPr>
-              <w:t xml:space="preserve">Validation/e_*.csv</w:t>
+              <w:rPr>
+                <w:rStyle w:val="VerbatimChar"/>
+              </w:rPr>
+              <w:t xml:space="preserve">Validation/</w:t>
+            </w:r>
+          </w:p>
+        </w:tc>
+        <w:tc>
+          <w:tcPr/>
+          <w:p>
+            <w:pPr>
+              <w:pStyle w:val="Compact"/>
+              <w:jc w:val="left"/>
+            </w:pPr>
+            <w:r>
+              <w:t xml:space="preserve">Deliverable (e): the paper-vs-revised comparison and replication benchmark. Also the blind validation sample (pushable id list), coding guidelines, review queue and validation status. Files ending in</w:t>
+            </w:r>
+            <w:r>
+              <w:t xml:space="preserve"> </w:t>
+            </w:r>
+            <w:r>
+              <w:rPr>
+                <w:rStyle w:val="VerbatimChar"/>
+              </w:rPr>
+              <w:t xml:space="preserve">_local.csv</w:t>
+            </w:r>
+            <w:r>
+              <w:t xml:space="preserve"> </w:t>
+            </w:r>
+            <w:r>
+              <w:t xml:space="preserve">and</w:t>
+            </w:r>
+            <w:r>
+              <w:t xml:space="preserve"> </w:t>
+            </w:r>
+            <w:r>
+              <w:rPr>
+                <w:rStyle w:val="VerbatimChar"/>
+              </w:rPr>
+              <w:t xml:space="preserve">human_labels/</w:t>
+            </w:r>
+            <w:r>
+              <w:t xml:space="preserve"> </w:t>
+            </w:r>
+            <w:r>
+              <w:t xml:space="preserve">contain ISS text and are git-ignored</w:t>
+            </w:r>
+          </w:p>
+        </w:tc>
+      </w:tr>
+      <w:tr>
+        <w:tc>
+          <w:tcPr/>
+          <w:p>
+            <w:pPr>
+              <w:pStyle w:val="Compact"/>
+              <w:jc w:val="left"/>
+            </w:pPr>
+            <w:r>
+              <w:rPr>
+                <w:rStyle w:val="VerbatimChar"/>
+              </w:rPr>
+              <w:t xml:space="preserve">Annual_Analysis/</w:t>
+            </w:r>
+          </w:p>
+        </w:tc>
+        <w:tc>
+          <w:tcPr/>
+          <w:p>
+            <w:pPr>
+              <w:pStyle w:val="Compact"/>
+              <w:jc w:val="left"/>
+            </w:pPr>
+            <w:r>
+              <w:t xml:space="preserve">Annual trends for 1998–2021, cash vs equity plans, and the 2018-break analysis</w:t>
+            </w:r>
+          </w:p>
+        </w:tc>
+      </w:tr>
+      <w:tr>
+        <w:tc>
+          <w:tcPr/>
+          <w:p>
+            <w:pPr>
+              <w:pStyle w:val="Compact"/>
+              <w:jc w:val="left"/>
+            </w:pPr>
+            <w:r>
+              <w:rPr>
+                <w:rStyle w:val="VerbatimChar"/>
+              </w:rPr>
+              <w:t xml:space="preserve">Documentation/</w:t>
+            </w:r>
+          </w:p>
+        </w:tc>
+        <w:tc>
+          <w:tcPr/>
+          <w:p>
+            <w:pPr>
+              <w:pStyle w:val="Compact"/>
+              <w:jc w:val="left"/>
+            </w:pPr>
+            <w:r>
+              <w:t xml:space="preserve">The methodology report,</w:t>
+            </w:r>
+            <w:r>
+              <w:t xml:space="preserve"> </w:t>
+            </w:r>
+            <w:r>
+              <w:rPr>
+                <w:rStyle w:val="VerbatimChar"/>
+              </w:rPr>
+              <w:t xml:space="preserve">variable_dictionary.csv</w:t>
             </w:r>
             <w:r>
               <w:t xml:space="preserve">,</w:t>
@@ -1005,17 +1245,559 @@
               <w:rPr>
                 <w:rStyle w:val="VerbatimChar"/>
               </w:rPr>
-              <w:t xml:space="preserve">Validation/validation_status_v1.0.json</w:t>
-            </w:r>
-            <w:r>
-              <w:t xml:space="preserve">, and report §12</w:t>
+              <w:t xml:space="preserve">dataset_summary.csv</w:t>
+            </w:r>
+            <w:r>
+              <w:t xml:space="preserve">, data inventory,</w:t>
+            </w:r>
+            <w:r>
+              <w:t xml:space="preserve"> </w:t>
+            </w:r>
+            <w:r>
+              <w:rPr>
+                <w:rStyle w:val="VerbatimChar"/>
+              </w:rPr>
+              <w:t xml:space="preserve">quality_audit_results.csv</w:t>
+            </w:r>
+            <w:r>
+              <w:t xml:space="preserve">,</w:t>
+            </w:r>
+            <w:r>
+              <w:t xml:space="preserve"> </w:t>
+            </w:r>
+            <w:r>
+              <w:rPr>
+                <w:rStyle w:val="VerbatimChar"/>
+              </w:rPr>
+              <w:t xml:space="preserve">review_findings_&lt;version&gt;.csv</w:t>
+            </w:r>
+            <w:r>
+              <w:t xml:space="preserve">, version comparison tables and</w:t>
+            </w:r>
+            <w:r>
+              <w:t xml:space="preserve"> </w:t>
+            </w:r>
+            <w:r>
+              <w:rPr>
+                <w:rStyle w:val="VerbatimChar"/>
+              </w:rPr>
+              <w:t xml:space="preserve">pipeline_stats.json</w:t>
+            </w:r>
+            <w:r>
+              <w:t xml:space="preserve">.</w:t>
+            </w:r>
+            <w:r>
+              <w:t xml:space="preserve"> </w:t>
+            </w:r>
+            <w:r>
+              <w:rPr>
+                <w:rStyle w:val="VerbatimChar"/>
+              </w:rPr>
+              <w:t xml:space="preserve">Reports/</w:t>
+            </w:r>
+            <w:r>
+              <w:t xml:space="preserve"> </w:t>
+            </w:r>
+            <w:r>
+              <w:t xml:space="preserve">holds the Word versions;</w:t>
+            </w:r>
+            <w:r>
+              <w:t xml:space="preserve"> </w:t>
+            </w:r>
+            <w:r>
+              <w:rPr>
+                <w:rStyle w:val="VerbatimChar"/>
+              </w:rPr>
+              <w:t xml:space="preserve">*_local.docx</w:t>
+            </w:r>
+            <w:r>
+              <w:t xml:space="preserve"> </w:t>
+            </w:r>
+            <w:r>
+              <w:t xml:space="preserve">(worked example on real data, conversation archive) are git-ignored</w:t>
+            </w:r>
+          </w:p>
+        </w:tc>
+      </w:tr>
+      <w:tr>
+        <w:tc>
+          <w:tcPr/>
+          <w:p>
+            <w:pPr>
+              <w:pStyle w:val="Compact"/>
+              <w:jc w:val="left"/>
+            </w:pPr>
+            <w:r>
+              <w:rPr>
+                <w:rStyle w:val="VerbatimChar"/>
+              </w:rPr>
+              <w:t xml:space="preserve">../Audit_Archive/</w:t>
+            </w:r>
+            <w:r>
+              <w:t xml:space="preserve"> </w:t>
+            </w:r>
+            <w:r>
+              <w:t xml:space="preserve">(local only)</w:t>
+            </w:r>
+          </w:p>
+        </w:tc>
+        <w:tc>
+          <w:tcPr/>
+          <w:p>
+            <w:pPr>
+              <w:pStyle w:val="Compact"/>
+              <w:jc w:val="left"/>
+            </w:pPr>
+            <w:r>
+              <w:t xml:space="preserve">Zipped audit archive containing the whole project, data, inputs, session transcript, git bundle and environment, with a SHA-256 manifest. It is regenerated by step 19</w:t>
+            </w:r>
+          </w:p>
+        </w:tc>
+      </w:tr>
+      <w:tr>
+        <w:tc>
+          <w:tcPr/>
+          <w:p>
+            <w:pPr>
+              <w:pStyle w:val="Compact"/>
+              <w:jc w:val="left"/>
+            </w:pPr>
+            <w:r>
+              <w:rPr>
+                <w:rStyle w:val="VerbatimChar"/>
+              </w:rPr>
+              <w:t xml:space="preserve">Logs/</w:t>
+            </w:r>
+          </w:p>
+        </w:tc>
+        <w:tc>
+          <w:tcPr/>
+          <w:p>
+            <w:pPr>
+              <w:pStyle w:val="Compact"/>
+              <w:jc w:val="left"/>
+            </w:pPr>
+            <w:r>
+              <w:t xml:space="preserve">One log per step, plus</w:t>
+            </w:r>
+            <w:r>
+              <w:t xml:space="preserve"> </w:t>
+            </w:r>
+            <w:r>
+              <w:rPr>
+                <w:rStyle w:val="VerbatimChar"/>
+              </w:rPr>
+              <w:t xml:space="preserve">master_run.log</w:t>
             </w:r>
           </w:p>
         </w:tc>
       </w:tr>
     </w:tbl>
     <w:bookmarkEnd w:id="23"/>
+    <w:bookmarkStart w:id="24" w:name="deliverables-ae-of-the-dictionary-task"/>
+    <w:p>
+      <w:pPr>
+        <w:pStyle w:val="Heading2"/>
+      </w:pPr>
+      <w:r>
+        <w:t xml:space="preserve">Deliverables (a)–(e) of the dictionary task</w:t>
+      </w:r>
+    </w:p>
+    <w:tbl>
+      <w:tblPr>
+        <w:tblStyle w:val="Table"/>
+        <w:tblW w:type="auto" w:w="0"/>
+        <w:tblLook w:firstRow="1" w:lastRow="0" w:firstColumn="0" w:lastColumn="0" w:noHBand="0" w:noVBand="0" w:val="0020"/>
+        <w:jc w:val="start"/>
+      </w:tblPr>
+      <w:tblGrid>
+        <w:gridCol w:w="3960"/>
+        <w:gridCol w:w="3960"/>
+      </w:tblGrid>
+      <w:tr>
+        <w:trPr>
+          <w:tblHeader w:val="true"/>
+        </w:trPr>
+        <w:tc>
+          <w:tcPr/>
+          <w:p>
+            <w:pPr>
+              <w:pStyle w:val="Compact"/>
+              <w:jc w:val="left"/>
+            </w:pPr>
+            <w:r>
+              <w:t xml:space="preserve">Deliverable</w:t>
+            </w:r>
+          </w:p>
+        </w:tc>
+        <w:tc>
+          <w:tcPr/>
+          <w:p>
+            <w:pPr>
+              <w:pStyle w:val="Compact"/>
+              <w:jc w:val="left"/>
+            </w:pPr>
+            <w:r>
+              <w:t xml:space="preserve">Files</w:t>
+            </w:r>
+          </w:p>
+        </w:tc>
+      </w:tr>
+      <w:tr>
+        <w:tc>
+          <w:tcPr/>
+          <w:p>
+            <w:pPr>
+              <w:pStyle w:val="Compact"/>
+              <w:jc w:val="left"/>
+            </w:pPr>
+            <w:r>
+              <w:t xml:space="preserve">(a) original paper dictionary</w:t>
+            </w:r>
+          </w:p>
+        </w:tc>
+        <w:tc>
+          <w:tcPr/>
+          <w:p>
+            <w:pPr>
+              <w:pStyle w:val="Compact"/>
+              <w:jc w:val="left"/>
+            </w:pPr>
+            <w:r>
+              <w:rPr>
+                <w:rStyle w:val="VerbatimChar"/>
+              </w:rPr>
+              <w:t xml:space="preserve">Dictionaries/a_paper_dictionary_AGHJ2025_953.csv</w:t>
+            </w:r>
+            <w:r>
+              <w:t xml:space="preserve">,</w:t>
+            </w:r>
+            <w:r>
+              <w:t xml:space="preserve"> </w:t>
+            </w:r>
+            <w:r>
+              <w:rPr>
+                <w:rStyle w:val="VerbatimChar"/>
+              </w:rPr>
+              <w:t xml:space="preserve">a_paper_removed_keywords_examples_A4.csv</w:t>
+            </w:r>
+          </w:p>
+        </w:tc>
+      </w:tr>
+      <w:tr>
+        <w:tc>
+          <w:tcPr/>
+          <w:p>
+            <w:pPr>
+              <w:pStyle w:val="Compact"/>
+              <w:jc w:val="left"/>
+            </w:pPr>
+            <w:r>
+              <w:t xml:space="preserve">(b) revised dictionary</w:t>
+            </w:r>
+          </w:p>
+        </w:tc>
+        <w:tc>
+          <w:tcPr/>
+          <w:p>
+            <w:pPr>
+              <w:pStyle w:val="Compact"/>
+              <w:jc w:val="left"/>
+            </w:pPr>
+            <w:r>
+              <w:rPr>
+                <w:rStyle w:val="VerbatimChar"/>
+              </w:rPr>
+              <w:t xml:space="preserve">Dictionaries/b_revised_rules_&lt;version&gt;.csv</w:t>
+            </w:r>
+            <w:r>
+              <w:t xml:space="preserve">,</w:t>
+            </w:r>
+            <w:r>
+              <w:t xml:space="preserve"> </w:t>
+            </w:r>
+            <w:r>
+              <w:rPr>
+                <w:rStyle w:val="VerbatimChar"/>
+              </w:rPr>
+              <w:t xml:space="preserve">b_paper_keyword_review_&lt;version&gt;.csv</w:t>
+            </w:r>
+            <w:r>
+              <w:t xml:space="preserve">,</w:t>
+            </w:r>
+            <w:r>
+              <w:t xml:space="preserve"> </w:t>
+            </w:r>
+            <w:r>
+              <w:rPr>
+                <w:rStyle w:val="VerbatimChar"/>
+              </w:rPr>
+              <w:t xml:space="preserve">b_new_expressions_&lt;version&gt;.csv</w:t>
+            </w:r>
+          </w:p>
+        </w:tc>
+      </w:tr>
+      <w:tr>
+        <w:tc>
+          <w:tcPr/>
+          <w:p>
+            <w:pPr>
+              <w:pStyle w:val="Compact"/>
+              <w:jc w:val="left"/>
+            </w:pPr>
+            <w:r>
+              <w:t xml:space="preserve">(c) change log</w:t>
+            </w:r>
+          </w:p>
+        </w:tc>
+        <w:tc>
+          <w:tcPr/>
+          <w:p>
+            <w:pPr>
+              <w:pStyle w:val="Compact"/>
+              <w:jc w:val="left"/>
+            </w:pPr>
+            <w:r>
+              <w:rPr>
+                <w:rStyle w:val="VerbatimChar"/>
+              </w:rPr>
+              <w:t xml:space="preserve">Dictionaries/c_change_log.csv</w:t>
+            </w:r>
+            <w:r>
+              <w:t xml:space="preserve"> </w:t>
+            </w:r>
+            <w:r>
+              <w:t xml:space="preserve">(with</w:t>
+            </w:r>
+            <w:r>
+              <w:t xml:space="preserve"> </w:t>
+            </w:r>
+            <w:r>
+              <w:rPr>
+                <w:rStyle w:val="VerbatimChar"/>
+              </w:rPr>
+              <w:t xml:space="preserve">Documentation/review_findings_&lt;version&gt;.csv</w:t>
+            </w:r>
+            <w:r>
+              <w:t xml:space="preserve"> </w:t>
+            </w:r>
+            <w:r>
+              <w:t xml:space="preserve">for the latest review)</w:t>
+            </w:r>
+          </w:p>
+        </w:tc>
+      </w:tr>
+      <w:tr>
+        <w:tc>
+          <w:tcPr/>
+          <w:p>
+            <w:pPr>
+              <w:pStyle w:val="Compact"/>
+              <w:jc w:val="left"/>
+            </w:pPr>
+            <w:r>
+              <w:t xml:space="preserve">(d) KPI-level results and reasons</w:t>
+            </w:r>
+          </w:p>
+        </w:tc>
+        <w:tc>
+          <w:tcPr/>
+          <w:p>
+            <w:pPr>
+              <w:pStyle w:val="Compact"/>
+              <w:jc w:val="left"/>
+            </w:pPr>
+            <w:r>
+              <w:rPr>
+                <w:rStyle w:val="VerbatimChar"/>
+              </w:rPr>
+              <w:t xml:space="preserve">Data/Final/ESG_KPI_Master.dta</w:t>
+            </w:r>
+            <w:r>
+              <w:t xml:space="preserve">,</w:t>
+            </w:r>
+            <w:r>
+              <w:t xml:space="preserve"> </w:t>
+            </w:r>
+            <w:r>
+              <w:rPr>
+                <w:rStyle w:val="VerbatimChar"/>
+              </w:rPr>
+              <w:t xml:space="preserve">ESG_Goal_Record_Classification.dta</w:t>
+            </w:r>
+            <w:r>
+              <w:t xml:space="preserve">,</w:t>
+            </w:r>
+            <w:r>
+              <w:t xml:space="preserve"> </w:t>
+            </w:r>
+            <w:r>
+              <w:rPr>
+                <w:rStyle w:val="VerbatimChar"/>
+              </w:rPr>
+              <w:t xml:space="preserve">ESG_Text_Dictionary.dta</w:t>
+            </w:r>
+            <w:r>
+              <w:t xml:space="preserve">. See the</w:t>
+            </w:r>
+            <w:r>
+              <w:t xml:space="preserve"> </w:t>
+            </w:r>
+            <w:r>
+              <w:rPr>
+                <w:rStyle w:val="VerbatimChar"/>
+              </w:rPr>
+              <w:t xml:space="preserve">classification_reason</w:t>
+            </w:r>
+            <w:r>
+              <w:t xml:space="preserve"> </w:t>
+            </w:r>
+            <w:r>
+              <w:t xml:space="preserve">and</w:t>
+            </w:r>
+            <w:r>
+              <w:t xml:space="preserve"> </w:t>
+            </w:r>
+            <w:r>
+              <w:rPr>
+                <w:rStyle w:val="VerbatimChar"/>
+              </w:rPr>
+              <w:t xml:space="preserve">rule_ids</w:t>
+            </w:r>
+            <w:r>
+              <w:t xml:space="preserve"> </w:t>
+            </w:r>
+            <w:r>
+              <w:t xml:space="preserve">columns</w:t>
+            </w:r>
+          </w:p>
+        </w:tc>
+      </w:tr>
+      <w:tr>
+        <w:tc>
+          <w:tcPr/>
+          <w:p>
+            <w:pPr>
+              <w:pStyle w:val="Compact"/>
+              <w:jc w:val="left"/>
+            </w:pPr>
+            <w:r>
+              <w:t xml:space="preserve">(e) comparison and validation</w:t>
+            </w:r>
+          </w:p>
+        </w:tc>
+        <w:tc>
+          <w:tcPr/>
+          <w:p>
+            <w:pPr>
+              <w:pStyle w:val="Compact"/>
+              <w:jc w:val="left"/>
+            </w:pPr>
+            <w:r>
+              <w:rPr>
+                <w:rStyle w:val="VerbatimChar"/>
+              </w:rPr>
+              <w:t xml:space="preserve">Validation/e_*.csv</w:t>
+            </w:r>
+            <w:r>
+              <w:t xml:space="preserve">,</w:t>
+            </w:r>
+            <w:r>
+              <w:t xml:space="preserve"> </w:t>
+            </w:r>
+            <w:r>
+              <w:rPr>
+                <w:rStyle w:val="VerbatimChar"/>
+              </w:rPr>
+              <w:t xml:space="preserve">Validation/validation_status_&lt;version&gt;.json</w:t>
+            </w:r>
+            <w:r>
+              <w:t xml:space="preserve">, and report §12</w:t>
+            </w:r>
+          </w:p>
+        </w:tc>
+      </w:tr>
+    </w:tbl>
     <w:bookmarkEnd w:id="24"/>
+    <w:bookmarkStart w:id="25" w:name="licensing"/>
+    <w:p>
+      <w:pPr>
+        <w:pStyle w:val="Heading2"/>
+      </w:pPr>
+      <w:r>
+        <w:t xml:space="preserve">Licensing</w:t>
+      </w:r>
+    </w:p>
+    <w:p>
+      <w:pPr>
+        <w:pStyle w:val="FirstParagraph"/>
+      </w:pPr>
+      <w:r>
+        <w:t xml:space="preserve">The ISS data and every file containing ISS text are git-ignored and must not be redistributed:</w:t>
+      </w:r>
+      <w:r>
+        <w:t xml:space="preserve"> </w:t>
+      </w:r>
+      <w:r>
+        <w:rPr>
+          <w:rStyle w:val="VerbatimChar"/>
+        </w:rPr>
+        <w:t xml:space="preserve">Data/</w:t>
+      </w:r>
+      <w:r>
+        <w:t xml:space="preserve">,</w:t>
+      </w:r>
+      <w:r>
+        <w:t xml:space="preserve"> </w:t>
+      </w:r>
+      <w:r>
+        <w:rPr>
+          <w:rStyle w:val="VerbatimChar"/>
+        </w:rPr>
+        <w:t xml:space="preserve">*_local.csv</w:t>
+      </w:r>
+      <w:r>
+        <w:t xml:space="preserve">,</w:t>
+      </w:r>
+      <w:r>
+        <w:t xml:space="preserve"> </w:t>
+      </w:r>
+      <w:r>
+        <w:rPr>
+          <w:rStyle w:val="VerbatimChar"/>
+        </w:rPr>
+        <w:t xml:space="preserve">*_local.docx</w:t>
+      </w:r>
+      <w:r>
+        <w:t xml:space="preserve">,</w:t>
+      </w:r>
+      <w:r>
+        <w:t xml:space="preserve"> </w:t>
+      </w:r>
+      <w:r>
+        <w:rPr>
+          <w:rStyle w:val="VerbatimChar"/>
+        </w:rPr>
+        <w:t xml:space="preserve">Dictionaries/local/</w:t>
+      </w:r>
+      <w:r>
+        <w:t xml:space="preserve">,</w:t>
+      </w:r>
+      <w:r>
+        <w:t xml:space="preserve"> </w:t>
+      </w:r>
+      <w:r>
+        <w:rPr>
+          <w:rStyle w:val="VerbatimChar"/>
+        </w:rPr>
+        <w:t xml:space="preserve">Validation/human_labels/</w:t>
+      </w:r>
+      <w:r>
+        <w:t xml:space="preserve">.</w:t>
+      </w:r>
+    </w:p>
+    <w:bookmarkEnd w:id="25"/>
+    <w:bookmarkEnd w:id="26"/>
     <w:sectPr/>
   </w:body>
 </w:document>
@@ -1122,8 +1904,90 @@
       </w:pPr>
     </w:lvl>
   </w:abstractNum>
+  <w:abstractNum w:abstractNumId="991">
+    <w:nsid w:val="A991"/>
+    <w:multiLevelType w:val="multilevel"/>
+    <w:lvl w:ilvl="0">
+      <w:numFmt w:val="bullet"/>
+      <w:lvlText w:val="•"/>
+      <w:lvlJc w:val="left"/>
+      <w:pPr>
+        <w:ind w:left="720" w:hanging="480"/>
+      </w:pPr>
+    </w:lvl>
+    <w:lvl w:ilvl="1">
+      <w:numFmt w:val="bullet"/>
+      <w:lvlText w:val="–"/>
+      <w:lvlJc w:val="left"/>
+      <w:pPr>
+        <w:ind w:left="1440" w:hanging="480"/>
+      </w:pPr>
+    </w:lvl>
+    <w:lvl w:ilvl="2">
+      <w:numFmt w:val="bullet"/>
+      <w:lvlText w:val="•"/>
+      <w:lvlJc w:val="left"/>
+      <w:pPr>
+        <w:ind w:left="2160" w:hanging="480"/>
+      </w:pPr>
+    </w:lvl>
+    <w:lvl w:ilvl="3">
+      <w:numFmt w:val="bullet"/>
+      <w:lvlText w:val="–"/>
+      <w:lvlJc w:val="left"/>
+      <w:pPr>
+        <w:ind w:left="2880" w:hanging="480"/>
+      </w:pPr>
+    </w:lvl>
+    <w:lvl w:ilvl="4">
+      <w:numFmt w:val="bullet"/>
+      <w:lvlText w:val="•"/>
+      <w:lvlJc w:val="left"/>
+      <w:pPr>
+        <w:ind w:left="3600" w:hanging="480"/>
+      </w:pPr>
+    </w:lvl>
+    <w:lvl w:ilvl="5">
+      <w:numFmt w:val="bullet"/>
+      <w:lvlText w:val="–"/>
+      <w:lvlJc w:val="left"/>
+      <w:pPr>
+        <w:ind w:left="4320" w:hanging="480"/>
+      </w:pPr>
+    </w:lvl>
+    <w:lvl w:ilvl="6">
+      <w:numFmt w:val="bullet"/>
+      <w:lvlText w:val="•"/>
+      <w:lvlJc w:val="left"/>
+      <w:pPr>
+        <w:ind w:left="5040" w:hanging="480"/>
+      </w:pPr>
+    </w:lvl>
+    <w:lvl w:ilvl="7">
+      <w:numFmt w:val="bullet"/>
+      <w:lvlText w:val="–"/>
+      <w:lvlJc w:val="left"/>
+      <w:pPr>
+        <w:ind w:left="5760" w:hanging="480"/>
+      </w:pPr>
+    </w:lvl>
+    <w:lvl w:ilvl="8">
+      <w:numFmt w:val="bullet"/>
+      <w:lvlText w:val="•"/>
+      <w:lvlJc w:val="left"/>
+      <w:pPr>
+        <w:ind w:left="6480" w:hanging="480"/>
+      </w:pPr>
+    </w:lvl>
+  </w:abstractNum>
   <w:num w:numId="1000">
     <w:abstractNumId w:val="990"/>
+  </w:num>
+  <w:num w:numId="1001">
+    <w:abstractNumId w:val="991"/>
+  </w:num>
+  <w:num w:numId="1002">
+    <w:abstractNumId w:val="991"/>
   </w:num>
 </w:numbering>
 </file>
